--- a/poc/docx/saida.docx
+++ b/poc/docx/saida.docx
@@ -201,9 +201,8 @@
     </w:p>
     <w:p>
       <w:pPr>
-        <w:pStyle w:val="Heading1"/>
-        <w:spacing w:after="360"/>
-        <w:jc w:val="center"/>
+        <w:pStyle w:val="TituloPreTextual"/>
+        <w:keepNext/>
       </w:pPr>
       <w:r>
         <w:t xml:space="preserve">RESUMO</w:t>
@@ -212,7 +211,6 @@
     <w:p>
       <w:pPr>
         <w:spacing w:line="360"/>
-        <w:ind w:firstLine="0"/>
         <w:jc w:val="both"/>
       </w:pPr>
       <w:r>
@@ -227,7 +225,6 @@
     <w:p>
       <w:pPr>
         <w:spacing w:line="360"/>
-        <w:ind w:firstLine="0"/>
         <w:jc w:val="both"/>
       </w:pPr>
       <w:r>
@@ -248,9 +245,8 @@
     </w:p>
     <w:p>
       <w:pPr>
-        <w:pStyle w:val="Heading1"/>
-        <w:spacing w:after="360"/>
-        <w:jc w:val="center"/>
+        <w:pStyle w:val="TituloPreTextual"/>
+        <w:keepNext/>
       </w:pPr>
       <w:r>
         <w:t xml:space="preserve">ABSTRACT</w:t>
@@ -259,7 +255,6 @@
     <w:p>
       <w:pPr>
         <w:spacing w:line="360"/>
-        <w:ind w:firstLine="0"/>
         <w:jc w:val="both"/>
       </w:pPr>
       <w:r>
@@ -274,7 +269,6 @@
     <w:p>
       <w:pPr>
         <w:spacing w:line="360"/>
-        <w:ind w:firstLine="0"/>
         <w:jc w:val="both"/>
       </w:pPr>
       <w:r>
@@ -295,69 +289,22 @@
     </w:p>
     <w:p>
       <w:pPr>
-        <w:pStyle w:val="Heading1"/>
-        <w:spacing w:after="360"/>
-        <w:jc w:val="center"/>
+        <w:pStyle w:val="TituloPreTextual"/>
+        <w:keepNext/>
       </w:pPr>
       <w:r>
         <w:t xml:space="preserve">LISTA DE FIGURAS</w:t>
-      </w:r>
-    </w:p>
-    <w:p>
-      <w:pPr>
-        <w:spacing w:line="360"/>
-      </w:pPr>
-      <w:r>
-        <w:t xml:space="preserve">Figura 1 – Diagrama de exemplo</w:t>
-      </w:r>
-    </w:p>
-    <w:p>
-      <w:r>
-        <w:br w:type="page"/>
-      </w:r>
-    </w:p>
-    <w:p>
-      <w:pPr>
-        <w:pStyle w:val="Heading1"/>
-        <w:spacing w:after="360"/>
-        <w:jc w:val="center"/>
-      </w:pPr>
-      <w:r>
-        <w:t xml:space="preserve">LISTA DE TABELAS</w:t>
-      </w:r>
-    </w:p>
-    <w:p>
-      <w:pPr>
-        <w:spacing w:line="360"/>
-      </w:pPr>
-      <w:r>
-        <w:t xml:space="preserve">Tabela 1 – Resultados de exemplo</w:t>
-      </w:r>
-    </w:p>
-    <w:p>
-      <w:r>
-        <w:br w:type="page"/>
-      </w:r>
-    </w:p>
-    <w:p>
-      <w:pPr>
-        <w:pStyle w:val="Heading1"/>
-        <w:spacing w:after="360"/>
-        <w:jc w:val="center"/>
-      </w:pPr>
-      <w:r>
-        <w:t xml:space="preserve">SUMÁRIO</w:t>
       </w:r>
     </w:p>
     <w:sdt>
       <w:sdtPr>
-        <w:alias w:val="Sumário"/>
+        <w:alias w:val="Lista de figuras"/>
       </w:sdtPr>
       <w:sdtContent>
         <w:p>
           <w:r>
             <w:fldChar w:fldCharType="begin" w:dirty="true"/>
-            <w:instrText xml:space="preserve">TOC \h \o "1-3"</w:instrText>
+            <w:instrText xml:space="preserve">TOC \c "Figura" \h</w:instrText>
             <w:fldChar w:fldCharType="separate"/>
           </w:r>
         </w:p>
@@ -369,6 +316,72 @@
       </w:sdtContent>
     </w:sdt>
     <w:p>
+      <w:r>
+        <w:br w:type="page"/>
+      </w:r>
+    </w:p>
+    <w:p>
+      <w:pPr>
+        <w:pStyle w:val="TituloPreTextual"/>
+        <w:keepNext/>
+      </w:pPr>
+      <w:r>
+        <w:t xml:space="preserve">LISTA DE TABELAS</w:t>
+      </w:r>
+    </w:p>
+    <w:sdt>
+      <w:sdtPr>
+        <w:alias w:val="Lista de tabelas"/>
+      </w:sdtPr>
+      <w:sdtContent>
+        <w:p>
+          <w:r>
+            <w:fldChar w:fldCharType="begin" w:dirty="true"/>
+            <w:instrText xml:space="preserve">TOC \c "Tabela" \h</w:instrText>
+            <w:fldChar w:fldCharType="separate"/>
+          </w:r>
+        </w:p>
+        <w:p>
+          <w:r>
+            <w:fldChar w:fldCharType="end"/>
+          </w:r>
+        </w:p>
+      </w:sdtContent>
+    </w:sdt>
+    <w:p>
+      <w:r>
+        <w:br w:type="page"/>
+      </w:r>
+    </w:p>
+    <w:p>
+      <w:pPr>
+        <w:pStyle w:val="TituloPreTextual"/>
+        <w:keepNext/>
+      </w:pPr>
+      <w:r>
+        <w:t xml:space="preserve">SUMÁRIO</w:t>
+      </w:r>
+    </w:p>
+    <w:sdt>
+      <w:sdtPr>
+        <w:alias w:val="Sumário"/>
+      </w:sdtPr>
+      <w:sdtContent>
+        <w:p>
+          <w:r>
+            <w:fldChar w:fldCharType="begin" w:dirty="true"/>
+            <w:instrText xml:space="preserve">TOC \h \o "1-5"</w:instrText>
+            <w:fldChar w:fldCharType="separate"/>
+          </w:r>
+        </w:p>
+        <w:p>
+          <w:r>
+            <w:fldChar w:fldCharType="end"/>
+          </w:r>
+        </w:p>
+      </w:sdtContent>
+    </w:sdt>
+    <w:p>
       <w:pPr>
         <w:sectPr>
           <w:pgSz w:w="11905" w:h="16837" w:orient="portrait"/>
@@ -381,6 +394,7 @@
     <w:p>
       <w:pPr>
         <w:pStyle w:val="Heading1"/>
+        <w:keepNext/>
         <w:spacing w:after="240" w:before="480" w:line="360"/>
       </w:pPr>
       <w:r>
@@ -1064,12 +1078,6 @@
         </w:rPr>
         <w:t xml:space="preserve">Este parágrafo possui uma nota de rodapé ao final da frase.</w:t>
       </w:r>
-      <w:r>
-        <w:rPr>
-          <w:rStyle w:val="FootnoteReference"/>
-        </w:rPr>
-        <w:footnoteReference w:id="2"/>
-      </w:r>
     </w:p>
     <w:p>
       <w:pPr>
@@ -1086,12 +1094,6 @@
         </w:rPr>
         <w:t xml:space="preserve">Este parágrafo possui uma nota de rodapé ao final da frase.</w:t>
       </w:r>
-      <w:r>
-        <w:rPr>
-          <w:rStyle w:val="FootnoteReference"/>
-        </w:rPr>
-        <w:footnoteReference w:id="3"/>
-      </w:r>
     </w:p>
     <w:p>
       <w:pPr>
@@ -1108,12 +1110,6 @@
         </w:rPr>
         <w:t xml:space="preserve">Este parágrafo possui uma nota de rodapé ao final da frase.</w:t>
       </w:r>
-      <w:r>
-        <w:rPr>
-          <w:rStyle w:val="FootnoteReference"/>
-        </w:rPr>
-        <w:footnoteReference w:id="4"/>
-      </w:r>
     </w:p>
     <w:p>
       <w:pPr>
@@ -1130,12 +1126,6 @@
         </w:rPr>
         <w:t xml:space="preserve">Este parágrafo possui uma nota de rodapé ao final da frase.</w:t>
       </w:r>
-      <w:r>
-        <w:rPr>
-          <w:rStyle w:val="FootnoteReference"/>
-        </w:rPr>
-        <w:footnoteReference w:id="5"/>
-      </w:r>
     </w:p>
     <w:p>
       <w:pPr>
@@ -1152,12 +1142,6 @@
         </w:rPr>
         <w:t xml:space="preserve">Este parágrafo possui uma nota de rodapé ao final da frase.</w:t>
       </w:r>
-      <w:r>
-        <w:rPr>
-          <w:rStyle w:val="FootnoteReference"/>
-        </w:rPr>
-        <w:footnoteReference w:id="6"/>
-      </w:r>
     </w:p>
     <w:p>
       <w:pPr>
@@ -1174,12 +1158,6 @@
         </w:rPr>
         <w:t xml:space="preserve">Este parágrafo possui uma nota de rodapé ao final da frase.</w:t>
       </w:r>
-      <w:r>
-        <w:rPr>
-          <w:rStyle w:val="FootnoteReference"/>
-        </w:rPr>
-        <w:footnoteReference w:id="7"/>
-      </w:r>
     </w:p>
     <w:p>
       <w:pPr>
@@ -1196,16 +1174,11 @@
         </w:rPr>
         <w:t xml:space="preserve">Este parágrafo possui uma nota de rodapé ao final da frase.</w:t>
       </w:r>
-      <w:r>
-        <w:rPr>
-          <w:rStyle w:val="FootnoteReference"/>
-        </w:rPr>
-        <w:footnoteReference w:id="8"/>
-      </w:r>
     </w:p>
     <w:p>
       <w:pPr>
         <w:pStyle w:val="Heading1"/>
+        <w:keepNext/>
         <w:pageBreakBefore/>
         <w:spacing w:after="240" w:before="480" w:line="360"/>
       </w:pPr>
@@ -1349,6 +1322,10 @@
       </w:pPr>
       <w:r>
         <w:rPr>
+          <w:b w:val="false"/>
+          <w:bCs w:val="false"/>
+          <w:i w:val="false"/>
+          <w:iCs w:val="false"/>
           <w:sz w:val="20"/>
           <w:szCs w:val="20"/>
         </w:rPr>
@@ -1486,6 +1463,7 @@
     <w:p>
       <w:pPr>
         <w:pStyle w:val="Heading2"/>
+        <w:keepNext/>
         <w:spacing w:after="240" w:before="480" w:line="360"/>
       </w:pPr>
       <w:r>
@@ -1701,6 +1679,7 @@
     <w:p>
       <w:pPr>
         <w:pStyle w:val="Heading3"/>
+        <w:keepNext/>
         <w:spacing w:after="240" w:before="480" w:line="360"/>
       </w:pPr>
       <w:r>
@@ -1837,6 +1816,7 @@
     </w:p>
     <w:p>
       <w:pPr>
+        <w:keepNext/>
         <w:spacing w:line="240"/>
         <w:jc w:val="center"/>
       </w:pPr>
@@ -1845,12 +1825,26 @@
           <w:sz w:val="20"/>
           <w:szCs w:val="20"/>
         </w:rPr>
-        <w:t xml:space="preserve">Figura 1 – Diagrama de exemplo</w:t>
-      </w:r>
-    </w:p>
-    <w:p>
-      <w:pPr>
-        <w:spacing w:after="120" w:before="240" w:line="240"/>
+        <w:t xml:space="preserve">Figura </w:t>
+      </w:r>
+      <w:r>
+        <w:fldChar w:fldCharType="begin" w:dirty="true"/>
+        <w:instrText xml:space="preserve">SEQ Figura</w:instrText>
+        <w:fldChar w:fldCharType="separate"/>
+        <w:fldChar w:fldCharType="end"/>
+      </w:r>
+      <w:r>
+        <w:rPr>
+          <w:sz w:val="20"/>
+          <w:szCs w:val="20"/>
+        </w:rPr>
+        <w:t xml:space="preserve"> — Diagrama de exemplo</w:t>
+      </w:r>
+    </w:p>
+    <w:p>
+      <w:pPr>
+        <w:keepNext/>
+        <w:spacing w:after="120" w:before="120" w:line="240"/>
         <w:jc w:val="center"/>
       </w:pPr>
       <w:r>
@@ -1863,7 +1857,7 @@
     </w:p>
     <w:p>
       <w:pPr>
-        <w:spacing w:line="240"/>
+        <w:spacing w:after="240" w:line="240"/>
         <w:jc w:val="center"/>
       </w:pPr>
       <w:r>
@@ -1876,6 +1870,7 @@
     </w:p>
     <w:p>
       <w:pPr>
+        <w:keepNext/>
         <w:spacing w:line="240"/>
         <w:jc w:val="left"/>
       </w:pPr>
@@ -1884,28 +1879,53 @@
           <w:sz w:val="20"/>
           <w:szCs w:val="20"/>
         </w:rPr>
-        <w:t xml:space="preserve">Tabela 1 – Resultados de exemplo</w:t>
+        <w:t xml:space="preserve">Tabela </w:t>
+      </w:r>
+      <w:r>
+        <w:fldChar w:fldCharType="begin" w:dirty="true"/>
+        <w:instrText xml:space="preserve">SEQ Tabela</w:instrText>
+        <w:fldChar w:fldCharType="separate"/>
+        <w:fldChar w:fldCharType="end"/>
+      </w:r>
+      <w:r>
+        <w:rPr>
+          <w:sz w:val="20"/>
+          <w:szCs w:val="20"/>
+        </w:rPr>
+        <w:t xml:space="preserve"> — Resultados de exemplo</w:t>
       </w:r>
     </w:p>
     <w:tbl>
       <w:tblPr>
-        <w:tblW w:type="pct" w:w="100%"/>
+        <w:tblW w:type="dxa" w:w="9069"/>
         <w:tblBorders>
-          <w:top w:val="single" w:color="000000" w:sz="1"/>
-          <w:left w:val="single" w:color="000000" w:sz="1"/>
-          <w:bottom w:val="single" w:color="000000" w:sz="1"/>
-          <w:right w:val="single" w:color="000000" w:sz="1"/>
-          <w:insideH w:val="single" w:color="000000" w:sz="1"/>
-          <w:insideV w:val="single" w:color="000000" w:sz="1"/>
+          <w:top w:val="single" w:color="000000" w:sz="4"/>
+          <w:left w:val="none" w:color="auto" w:sz="0"/>
+          <w:bottom w:val="single" w:color="000000" w:sz="4"/>
+          <w:right w:val="none" w:color="auto" w:sz="0"/>
+          <w:insideH w:val="none" w:color="auto" w:sz="0"/>
+          <w:insideV w:val="none" w:color="auto" w:sz="0"/>
         </w:tblBorders>
       </w:tblPr>
       <w:tblGrid>
-        <w:gridCol w:w="100"/>
-        <w:gridCol w:w="100"/>
-        <w:gridCol w:w="100"/>
+        <w:gridCol w:w="3023"/>
+        <w:gridCol w:w="3023"/>
+        <w:gridCol w:w="3023"/>
       </w:tblGrid>
       <w:tr>
+        <w:trPr>
+          <w:tblHeader/>
+        </w:trPr>
         <w:tc>
+          <w:tcPr>
+            <w:tcW w:type="dxa" w:w="3023"/>
+            <w:tcBorders>
+              <w:top w:val="none" w:color="auto" w:sz="0"/>
+              <w:left w:val="none" w:color="auto" w:sz="0"/>
+              <w:bottom w:val="single" w:color="000000" w:sz="4"/>
+              <w:right w:val="none" w:color="auto" w:sz="0"/>
+            </w:tcBorders>
+          </w:tcPr>
           <w:p>
             <w:pPr>
               <w:spacing w:line="240"/>
@@ -1922,6 +1942,15 @@
           </w:p>
         </w:tc>
         <w:tc>
+          <w:tcPr>
+            <w:tcW w:type="dxa" w:w="3023"/>
+            <w:tcBorders>
+              <w:top w:val="none" w:color="auto" w:sz="0"/>
+              <w:left w:val="none" w:color="auto" w:sz="0"/>
+              <w:bottom w:val="single" w:color="000000" w:sz="4"/>
+              <w:right w:val="none" w:color="auto" w:sz="0"/>
+            </w:tcBorders>
+          </w:tcPr>
           <w:p>
             <w:pPr>
               <w:spacing w:line="240"/>
@@ -1938,6 +1967,15 @@
           </w:p>
         </w:tc>
         <w:tc>
+          <w:tcPr>
+            <w:tcW w:type="dxa" w:w="3023"/>
+            <w:tcBorders>
+              <w:top w:val="none" w:color="auto" w:sz="0"/>
+              <w:left w:val="none" w:color="auto" w:sz="0"/>
+              <w:bottom w:val="single" w:color="000000" w:sz="4"/>
+              <w:right w:val="none" w:color="auto" w:sz="0"/>
+            </w:tcBorders>
+          </w:tcPr>
           <w:p>
             <w:pPr>
               <w:spacing w:line="240"/>
@@ -1956,6 +1994,15 @@
       </w:tr>
       <w:tr>
         <w:tc>
+          <w:tcPr>
+            <w:tcW w:type="dxa" w:w="3023"/>
+            <w:tcBorders>
+              <w:top w:val="none" w:color="auto" w:sz="0"/>
+              <w:left w:val="none" w:color="auto" w:sz="0"/>
+              <w:bottom w:val="none" w:color="auto" w:sz="0"/>
+              <w:right w:val="none" w:color="auto" w:sz="0"/>
+            </w:tcBorders>
+          </w:tcPr>
           <w:p>
             <w:pPr>
               <w:spacing w:line="240"/>
@@ -1972,6 +2019,15 @@
           </w:p>
         </w:tc>
         <w:tc>
+          <w:tcPr>
+            <w:tcW w:type="dxa" w:w="3023"/>
+            <w:tcBorders>
+              <w:top w:val="none" w:color="auto" w:sz="0"/>
+              <w:left w:val="none" w:color="auto" w:sz="0"/>
+              <w:bottom w:val="none" w:color="auto" w:sz="0"/>
+              <w:right w:val="none" w:color="auto" w:sz="0"/>
+            </w:tcBorders>
+          </w:tcPr>
           <w:p>
             <w:pPr>
               <w:spacing w:line="240"/>
@@ -1988,6 +2044,15 @@
           </w:p>
         </w:tc>
         <w:tc>
+          <w:tcPr>
+            <w:tcW w:type="dxa" w:w="3023"/>
+            <w:tcBorders>
+              <w:top w:val="none" w:color="auto" w:sz="0"/>
+              <w:left w:val="none" w:color="auto" w:sz="0"/>
+              <w:bottom w:val="none" w:color="auto" w:sz="0"/>
+              <w:right w:val="none" w:color="auto" w:sz="0"/>
+            </w:tcBorders>
+          </w:tcPr>
           <w:p>
             <w:pPr>
               <w:spacing w:line="240"/>
@@ -2006,6 +2071,15 @@
       </w:tr>
       <w:tr>
         <w:tc>
+          <w:tcPr>
+            <w:tcW w:type="dxa" w:w="3023"/>
+            <w:tcBorders>
+              <w:top w:val="none" w:color="auto" w:sz="0"/>
+              <w:left w:val="none" w:color="auto" w:sz="0"/>
+              <w:bottom w:val="none" w:color="auto" w:sz="0"/>
+              <w:right w:val="none" w:color="auto" w:sz="0"/>
+            </w:tcBorders>
+          </w:tcPr>
           <w:p>
             <w:pPr>
               <w:spacing w:line="240"/>
@@ -2022,6 +2096,15 @@
           </w:p>
         </w:tc>
         <w:tc>
+          <w:tcPr>
+            <w:tcW w:type="dxa" w:w="3023"/>
+            <w:tcBorders>
+              <w:top w:val="none" w:color="auto" w:sz="0"/>
+              <w:left w:val="none" w:color="auto" w:sz="0"/>
+              <w:bottom w:val="none" w:color="auto" w:sz="0"/>
+              <w:right w:val="none" w:color="auto" w:sz="0"/>
+            </w:tcBorders>
+          </w:tcPr>
           <w:p>
             <w:pPr>
               <w:spacing w:line="240"/>
@@ -2038,6 +2121,15 @@
           </w:p>
         </w:tc>
         <w:tc>
+          <w:tcPr>
+            <w:tcW w:type="dxa" w:w="3023"/>
+            <w:tcBorders>
+              <w:top w:val="none" w:color="auto" w:sz="0"/>
+              <w:left w:val="none" w:color="auto" w:sz="0"/>
+              <w:bottom w:val="none" w:color="auto" w:sz="0"/>
+              <w:right w:val="none" w:color="auto" w:sz="0"/>
+            </w:tcBorders>
+          </w:tcPr>
           <w:p>
             <w:pPr>
               <w:spacing w:line="240"/>
@@ -2056,6 +2148,15 @@
       </w:tr>
       <w:tr>
         <w:tc>
+          <w:tcPr>
+            <w:tcW w:type="dxa" w:w="3023"/>
+            <w:tcBorders>
+              <w:top w:val="none" w:color="auto" w:sz="0"/>
+              <w:left w:val="none" w:color="auto" w:sz="0"/>
+              <w:bottom w:val="none" w:color="auto" w:sz="0"/>
+              <w:right w:val="none" w:color="auto" w:sz="0"/>
+            </w:tcBorders>
+          </w:tcPr>
           <w:p>
             <w:pPr>
               <w:spacing w:line="240"/>
@@ -2072,6 +2173,15 @@
           </w:p>
         </w:tc>
         <w:tc>
+          <w:tcPr>
+            <w:tcW w:type="dxa" w:w="3023"/>
+            <w:tcBorders>
+              <w:top w:val="none" w:color="auto" w:sz="0"/>
+              <w:left w:val="none" w:color="auto" w:sz="0"/>
+              <w:bottom w:val="none" w:color="auto" w:sz="0"/>
+              <w:right w:val="none" w:color="auto" w:sz="0"/>
+            </w:tcBorders>
+          </w:tcPr>
           <w:p>
             <w:pPr>
               <w:spacing w:line="240"/>
@@ -2088,6 +2198,15 @@
           </w:p>
         </w:tc>
         <w:tc>
+          <w:tcPr>
+            <w:tcW w:type="dxa" w:w="3023"/>
+            <w:tcBorders>
+              <w:top w:val="none" w:color="auto" w:sz="0"/>
+              <w:left w:val="none" w:color="auto" w:sz="0"/>
+              <w:bottom w:val="none" w:color="auto" w:sz="0"/>
+              <w:right w:val="none" w:color="auto" w:sz="0"/>
+            </w:tcBorders>
+          </w:tcPr>
           <w:p>
             <w:pPr>
               <w:spacing w:line="240"/>
@@ -2107,7 +2226,7 @@
     </w:tbl>
     <w:p>
       <w:pPr>
-        <w:spacing w:line="240"/>
+        <w:spacing w:after="240" w:line="240"/>
         <w:jc w:val="left"/>
       </w:pPr>
       <w:r>
@@ -2120,16 +2239,21 @@
     </w:p>
     <w:p>
       <w:pPr>
+        <w:tabs>
+          <w:tab w:val="center" w:pos="4535"/>
+          <w:tab w:val="right" w:pos="9070"/>
+        </w:tabs>
         <w:spacing w:after="240" w:before="240" w:line="360"/>
-        <w:jc w:val="center"/>
-      </w:pPr>
-      <w:r>
-        <w:t xml:space="preserve">L = (1/n) * SUM(t_i - t_0)	(1)</w:t>
+        <w:jc w:val="left"/>
+      </w:pPr>
+      <w:r>
+        <w:t xml:space="preserve">	L = (1/n) * SUM(t_i - t_0)	(1)</w:t>
       </w:r>
     </w:p>
     <w:p>
       <w:pPr>
         <w:pStyle w:val="Heading1"/>
+        <w:keepNext/>
         <w:pageBreakBefore/>
         <w:spacing w:after="240" w:before="480" w:line="360"/>
       </w:pPr>
@@ -2268,6 +2392,7 @@
     <w:p>
       <w:pPr>
         <w:pStyle w:val="Heading1"/>
+        <w:keepNext/>
         <w:pageBreakBefore/>
         <w:spacing w:after="360"/>
         <w:jc w:val="center"/>
@@ -2282,7 +2407,17 @@
         <w:jc w:val="left"/>
       </w:pPr>
       <w:r>
-        <w:t xml:space="preserve">ASSOCIAÇÃO BRASILEIRA DE NORMAS TÉCNICAS. NBR 14724: Informação e documentação – Trabalhos acadêmicos – Apresentação. Rio de Janeiro: ABNT, 2011.</w:t>
+        <w:t xml:space="preserve">ASSOCIAÇÃO BRASILEIRA DE NORMAS TÉCNICAS. </w:t>
+      </w:r>
+      <w:r>
+        <w:rPr>
+          <w:b/>
+          <w:bCs/>
+        </w:rPr>
+        <w:t xml:space="preserve">NBR 14724: Informação e documentação – Trabalhos acadêmicos – Apresentação</w:t>
+      </w:r>
+      <w:r>
+        <w:t xml:space="preserve">. Rio de Janeiro: ABNT, 2011.</w:t>
       </w:r>
     </w:p>
     <w:p>
@@ -2291,7 +2426,17 @@
         <w:jc w:val="left"/>
       </w:pPr>
       <w:r>
-        <w:t xml:space="preserve">MENDES, Carlos; SOUZA, Rafaela. Inteligência artificial aplicada à gestão da produção científica. Revista Brasileira de Informática na Educação, v. 32, p. 112-130, 2024.</w:t>
+        <w:t xml:space="preserve">MENDES, Carlos; SOUZA, Rafaela. Inteligência artificial aplicada à gestão da produção científica. </w:t>
+      </w:r>
+      <w:r>
+        <w:rPr>
+          <w:b/>
+          <w:bCs/>
+        </w:rPr>
+        <w:t xml:space="preserve">Revista Brasileira de Informática na Educação</w:t>
+      </w:r>
+      <w:r>
+        <w:t xml:space="preserve">, v. 32, p. 112-130, 2024.</w:t>
       </w:r>
     </w:p>
     <w:p>
@@ -2300,18 +2445,29 @@
         <w:jc w:val="left"/>
       </w:pPr>
       <w:r>
-        <w:t xml:space="preserve">SILVA, Marcos Vinicius. Mineração de texto e descoberta de conhecimento em bases bibliográficas. São Paulo: Editora Acadêmica, 2023.</w:t>
+        <w:t xml:space="preserve">SILVA, Marcos Vinicius. </w:t>
+      </w:r>
+      <w:r>
+        <w:rPr>
+          <w:b/>
+          <w:bCs/>
+        </w:rPr>
+        <w:t xml:space="preserve">Mineração de texto e descoberta de conhecimento em bases bibliográficas</w:t>
+      </w:r>
+      <w:r>
+        <w:t xml:space="preserve">. São Paulo: Editora Acadêmica, 2023.</w:t>
       </w:r>
     </w:p>
     <w:p>
       <w:pPr>
         <w:pStyle w:val="Heading1"/>
+        <w:keepNext/>
         <w:pageBreakBefore/>
         <w:spacing w:after="360"/>
         <w:jc w:val="center"/>
       </w:pPr>
       <w:r>
-        <w:t xml:space="preserve">APÊNDICE A – Instrumento de coleta utilizado</w:t>
+        <w:t xml:space="preserve">APÊNDICE A — Instrumento de coleta utilizado</w:t>
       </w:r>
     </w:p>
     <w:p>
@@ -2333,12 +2489,13 @@
     <w:p>
       <w:pPr>
         <w:pStyle w:val="Heading1"/>
+        <w:keepNext/>
         <w:pageBreakBefore/>
         <w:spacing w:after="360"/>
         <w:jc w:val="center"/>
       </w:pPr>
       <w:r>
-        <w:t xml:space="preserve">ANEXO A – Documento de terceiros</w:t>
+        <w:t xml:space="preserve">ANEXO A — Documento de terceiros</w:t>
       </w:r>
     </w:p>
     <w:p>
@@ -2444,97 +2601,6 @@
     </w:p>
   </w:footnote>
   <w:footnote w:id="1">
-    <w:p>
-      <w:r>
-        <w:rPr>
-          <w:rStyle w:val="FootnoteReference"/>
-        </w:rPr>
-        <w:footnoteRef/>
-      </w:r>
-      <w:r>
-        <w:t xml:space="preserve">Esta é a nota de rodapé. Deve aparecer no pé desta mesma página, em fonte 10 e espaçamento simples.</w:t>
-      </w:r>
-    </w:p>
-  </w:footnote>
-  <w:footnote w:id="2">
-    <w:p>
-      <w:r>
-        <w:rPr>
-          <w:rStyle w:val="FootnoteReference"/>
-        </w:rPr>
-        <w:footnoteRef/>
-      </w:r>
-      <w:r>
-        <w:t xml:space="preserve">Esta é a nota de rodapé. Deve aparecer no pé desta mesma página, em fonte 10 e espaçamento simples.</w:t>
-      </w:r>
-    </w:p>
-  </w:footnote>
-  <w:footnote w:id="3">
-    <w:p>
-      <w:r>
-        <w:rPr>
-          <w:rStyle w:val="FootnoteReference"/>
-        </w:rPr>
-        <w:footnoteRef/>
-      </w:r>
-      <w:r>
-        <w:t xml:space="preserve">Esta é a nota de rodapé. Deve aparecer no pé desta mesma página, em fonte 10 e espaçamento simples.</w:t>
-      </w:r>
-    </w:p>
-  </w:footnote>
-  <w:footnote w:id="4">
-    <w:p>
-      <w:r>
-        <w:rPr>
-          <w:rStyle w:val="FootnoteReference"/>
-        </w:rPr>
-        <w:footnoteRef/>
-      </w:r>
-      <w:r>
-        <w:t xml:space="preserve">Esta é a nota de rodapé. Deve aparecer no pé desta mesma página, em fonte 10 e espaçamento simples.</w:t>
-      </w:r>
-    </w:p>
-  </w:footnote>
-  <w:footnote w:id="5">
-    <w:p>
-      <w:r>
-        <w:rPr>
-          <w:rStyle w:val="FootnoteReference"/>
-        </w:rPr>
-        <w:footnoteRef/>
-      </w:r>
-      <w:r>
-        <w:t xml:space="preserve">Esta é a nota de rodapé. Deve aparecer no pé desta mesma página, em fonte 10 e espaçamento simples.</w:t>
-      </w:r>
-    </w:p>
-  </w:footnote>
-  <w:footnote w:id="6">
-    <w:p>
-      <w:r>
-        <w:rPr>
-          <w:rStyle w:val="FootnoteReference"/>
-        </w:rPr>
-        <w:footnoteRef/>
-      </w:r>
-      <w:r>
-        <w:t xml:space="preserve">Esta é a nota de rodapé. Deve aparecer no pé desta mesma página, em fonte 10 e espaçamento simples.</w:t>
-      </w:r>
-    </w:p>
-  </w:footnote>
-  <w:footnote w:id="7">
-    <w:p>
-      <w:r>
-        <w:rPr>
-          <w:rStyle w:val="FootnoteReference"/>
-        </w:rPr>
-        <w:footnoteRef/>
-      </w:r>
-      <w:r>
-        <w:t xml:space="preserve">Esta é a nota de rodapé. Deve aparecer no pé desta mesma página, em fonte 10 e espaçamento simples.</w:t>
-      </w:r>
-    </w:p>
-  </w:footnote>
-  <w:footnote w:id="8">
     <w:p>
       <w:r>
         <w:rPr>
@@ -2717,6 +2783,7 @@
       <w:rFonts w:ascii="Times New Roman" w:cs="Times New Roman" w:eastAsia="Times New Roman" w:hAnsi="Times New Roman"/>
       <w:b/>
       <w:bCs/>
+      <w:caps/>
       <w:color w:val="000000"/>
       <w:sz w:val="24"/>
       <w:szCs w:val="24"/>
@@ -2732,8 +2799,8 @@
     </w:pPr>
     <w:rPr>
       <w:rFonts w:ascii="Times New Roman" w:cs="Times New Roman" w:eastAsia="Times New Roman" w:hAnsi="Times New Roman"/>
-      <w:b w:val="false"/>
-      <w:bCs w:val="false"/>
+      <w:b/>
+      <w:bCs/>
       <w:color w:val="000000"/>
       <w:sz w:val="24"/>
       <w:szCs w:val="24"/>
@@ -2761,10 +2828,14 @@
     <w:basedOn w:val="Normal"/>
     <w:next w:val="Normal"/>
     <w:qFormat/>
+    <w:pPr>
+      <w:spacing w:after="240" w:before="360" w:line="360"/>
+    </w:pPr>
     <w:rPr>
-      <w:i/>
-      <w:iCs/>
-      <w:color w:val="2E74B5"/>
+      <w:rFonts w:ascii="Times New Roman" w:cs="Times New Roman" w:eastAsia="Times New Roman" w:hAnsi="Times New Roman"/>
+      <w:color w:val="000000"/>
+      <w:sz w:val="24"/>
+      <w:szCs w:val="24"/>
     </w:rPr>
   </w:style>
   <w:style w:type="paragraph" w:styleId="Heading5">
@@ -2772,8 +2843,17 @@
     <w:basedOn w:val="Normal"/>
     <w:next w:val="Normal"/>
     <w:qFormat/>
+    <w:pPr>
+      <w:spacing w:after="240" w:before="360" w:line="360"/>
+    </w:pPr>
     <w:rPr>
-      <w:color w:val="2E74B5"/>
+      <w:rFonts w:ascii="Times New Roman" w:cs="Times New Roman" w:eastAsia="Times New Roman" w:hAnsi="Times New Roman"/>
+      <w:i/>
+      <w:iCs/>
+      <w:smallCaps/>
+      <w:color w:val="000000"/>
+      <w:sz w:val="24"/>
+      <w:szCs w:val="24"/>
     </w:rPr>
   </w:style>
   <w:style w:type="paragraph" w:styleId="Heading6">
@@ -2885,5 +2965,23 @@
       <w:szCs w:val="20"/>
     </w:rPr>
   </w:style>
+  <w:style w:type="paragraph" w:styleId="TituloPreTextual">
+    <w:name w:val="Titulo Pre-Textual"/>
+    <w:basedOn w:val="Normal"/>
+    <w:next w:val="Normal"/>
+    <w:qFormat/>
+    <w:pPr>
+      <w:spacing w:after="360" w:line="360"/>
+      <w:jc w:val="center"/>
+    </w:pPr>
+    <w:rPr>
+      <w:rFonts w:ascii="Times New Roman" w:cs="Times New Roman" w:eastAsia="Times New Roman" w:hAnsi="Times New Roman"/>
+      <w:b/>
+      <w:bCs/>
+      <w:color w:val="000000"/>
+      <w:sz w:val="24"/>
+      <w:szCs w:val="24"/>
+    </w:rPr>
+  </w:style>
 </w:styles>
 </file>